--- a/UserDocumentation/GigiViewerDX12_Documentation.docx
+++ b/UserDocumentation/GigiViewerDX12_Documentation.docx
@@ -6545,6 +6545,109 @@
           <w:numId w:val="3"/>
         </w:numPr>
       </w:pPr>
+      <w:proofErr w:type="spellStart"/>
+      <w:r>
+        <w:rPr>
+          <w:b/>
+          <w:bCs/>
+        </w:rPr>
+        <w:t>Host.SetWindowSize</w:t>
+      </w:r>
+      <w:proofErr w:type="spellEnd"/>
+      <w:r>
+        <w:rPr>
+          <w:b/>
+          <w:bCs/>
+        </w:rPr>
+        <w:t>(width, height)</w:t>
+      </w:r>
+      <w:r>
+        <w:t xml:space="preserve"> – Sets the size of the viewer window.</w:t>
+      </w:r>
+    </w:p>
+    <w:p>
+      <w:pPr>
+        <w:pStyle w:val="ListParagraph"/>
+        <w:numPr>
+          <w:ilvl w:val="0"/>
+          <w:numId w:val="3"/>
+        </w:numPr>
+      </w:pPr>
+      <w:proofErr w:type="spellStart"/>
+      <w:r>
+        <w:rPr>
+          <w:b/>
+          <w:bCs/>
+        </w:rPr>
+        <w:t>Host.MinimizeWindow</w:t>
+      </w:r>
+      <w:proofErr w:type="spellEnd"/>
+      <w:r>
+        <w:rPr>
+          <w:b/>
+          <w:bCs/>
+        </w:rPr>
+        <w:t>()</w:t>
+      </w:r>
+      <w:r>
+        <w:t xml:space="preserve"> – minimizes the viewer window.</w:t>
+      </w:r>
+    </w:p>
+    <w:p>
+      <w:pPr>
+        <w:pStyle w:val="ListParagraph"/>
+        <w:numPr>
+          <w:ilvl w:val="0"/>
+          <w:numId w:val="3"/>
+        </w:numPr>
+      </w:pPr>
+      <w:proofErr w:type="spellStart"/>
+      <w:r>
+        <w:rPr>
+          <w:b/>
+          <w:bCs/>
+        </w:rPr>
+        <w:t>Host.MaximizeWindow</w:t>
+      </w:r>
+      <w:proofErr w:type="spellEnd"/>
+      <w:r>
+        <w:rPr>
+          <w:b/>
+          <w:bCs/>
+        </w:rPr>
+        <w:t>()</w:t>
+      </w:r>
+      <w:r>
+        <w:t xml:space="preserve"> - maximizes the viewer window.</w:t>
+      </w:r>
+    </w:p>
+    <w:p>
+      <w:pPr>
+        <w:pStyle w:val="ListParagraph"/>
+        <w:numPr>
+          <w:ilvl w:val="0"/>
+          <w:numId w:val="3"/>
+        </w:numPr>
+      </w:pPr>
+      <w:proofErr w:type="spellStart"/>
+      <w:r>
+        <w:rPr>
+          <w:b/>
+          <w:bCs/>
+        </w:rPr>
+        <w:t>Host.RestoreWindow</w:t>
+      </w:r>
+      <w:proofErr w:type="spellEnd"/>
+      <w:r>
+        <w:rPr>
+          <w:b/>
+          <w:bCs/>
+        </w:rPr>
+        <w:t>()</w:t>
+      </w:r>
+      <w:r>
+        <w:t xml:space="preserve"> – restores the viewer window.</w:t>
+      </w:r>
     </w:p>
     <w:p>
       <w:pPr>
@@ -6750,6 +6853,7 @@
           <w:b/>
           <w:bCs/>
         </w:rPr>
+        <w:lastRenderedPageBreak/>
         <w:t>Host.TextureFormat_COUNT</w:t>
       </w:r>
       <w:proofErr w:type="spellEnd"/>
@@ -7711,6 +7815,7 @@
   <w:style w:type="character" w:default="1" w:styleId="DefaultParagraphFont">
     <w:name w:val="Default Paragraph Font"/>
     <w:uiPriority w:val="1"/>
+    <w:semiHidden/>
     <w:unhideWhenUsed/>
   </w:style>
   <w:style w:type="table" w:default="1" w:styleId="TableNormal">
